--- a/Doc/Touch_sensor.docx
+++ b/Doc/Touch_sensor.docx
@@ -23,8 +23,17 @@
           <w:b/>
           <w:bCs/>
         </w:rPr>
-        <w:t xml:space="preserve"> MicroBluePy</w:t>
-      </w:r>
+        <w:t xml:space="preserve"> </w:t>
+      </w:r>
+      <w:proofErr w:type="spellStart"/>
+      <w:r>
+        <w:rPr>
+          <w:b/>
+          <w:bCs/>
+        </w:rPr>
+        <w:t>MicroBluePy</w:t>
+      </w:r>
+      <w:proofErr w:type="spellEnd"/>
     </w:p>
     <w:p>
       <w:pPr>
@@ -53,6 +62,7 @@
         </w:rPr>
         <w:t xml:space="preserve">در این پروژه، هدف طراحی یک سامانه هوشمند کوچک برای تشخیص تماس فیزیکی (لمس) و نمایش آنی وضعیت بر روی نمایشگر است. با استفاده از برد توسعه </w:t>
       </w:r>
+      <w:proofErr w:type="spellStart"/>
       <w:r>
         <w:rPr>
           <w:b/>
@@ -60,6 +70,7 @@
         </w:rPr>
         <w:t>MicroBluePy</w:t>
       </w:r>
+      <w:proofErr w:type="spellEnd"/>
       <w:r>
         <w:t xml:space="preserve"> </w:t>
       </w:r>
@@ -70,7 +81,15 @@
         <w:t>که از زبان برنامه‌نویسی میکروپایتون</w:t>
       </w:r>
       <w:r>
-        <w:t xml:space="preserve"> (MicroPython) </w:t>
+        <w:t xml:space="preserve"> (</w:t>
+      </w:r>
+      <w:proofErr w:type="spellStart"/>
+      <w:r>
+        <w:t>MicroPython</w:t>
+      </w:r>
+      <w:proofErr w:type="spellEnd"/>
+      <w:r>
+        <w:t xml:space="preserve">) </w:t>
       </w:r>
       <w:r>
         <w:rPr>
@@ -305,7 +324,15 @@
         <w:t>:</w:t>
       </w:r>
       <w:r>
-        <w:t xml:space="preserve"> MicroBluePy </w:t>
+        <w:t xml:space="preserve"> </w:t>
+      </w:r>
+      <w:proofErr w:type="spellStart"/>
+      <w:r>
+        <w:t>MicroBluePy</w:t>
+      </w:r>
+      <w:proofErr w:type="spellEnd"/>
+      <w:r>
+        <w:t xml:space="preserve"> </w:t>
       </w:r>
       <w:r>
         <w:rPr>
@@ -314,8 +341,13 @@
         <w:t>مبتنی بر تراشه میکروکنترلر با پشتیبانی از</w:t>
       </w:r>
       <w:r>
-        <w:t xml:space="preserve"> MicroPython</w:t>
-      </w:r>
+        <w:t xml:space="preserve"> </w:t>
+      </w:r>
+      <w:proofErr w:type="spellStart"/>
+      <w:r>
+        <w:t>MicroPython</w:t>
+      </w:r>
+      <w:proofErr w:type="spellEnd"/>
     </w:p>
     <w:p>
       <w:pPr>
@@ -468,7 +500,15 @@
         <w:t>:</w:t>
       </w:r>
       <w:r>
-        <w:t xml:space="preserve"> Python (MicroPython)</w:t>
+        <w:t xml:space="preserve"> Python (</w:t>
+      </w:r>
+      <w:proofErr w:type="spellStart"/>
+      <w:r>
+        <w:t>MicroPython</w:t>
+      </w:r>
+      <w:proofErr w:type="spellEnd"/>
+      <w:r>
+        <w:t>)</w:t>
       </w:r>
     </w:p>
     <w:p>
@@ -566,7 +606,15 @@
         <w:t>استفاده از وقفه زمانی کوتاه</w:t>
       </w:r>
       <w:r>
-        <w:t xml:space="preserve"> (time.sleep_ms) </w:t>
+        <w:t xml:space="preserve"> (</w:t>
+      </w:r>
+      <w:proofErr w:type="spellStart"/>
+      <w:r>
+        <w:t>time.sleep_ms</w:t>
+      </w:r>
+      <w:proofErr w:type="spellEnd"/>
+      <w:r>
+        <w:t xml:space="preserve">) </w:t>
       </w:r>
       <w:r>
         <w:rPr>
@@ -610,8 +658,13 @@
         </w:rPr>
         <w:t xml:space="preserve">بهره‌گیری از کتابخانه </w:t>
       </w:r>
-      <w:r>
-        <w:t xml:space="preserve">bluelib </w:t>
+      <w:proofErr w:type="spellStart"/>
+      <w:r>
+        <w:t>bluelib</w:t>
+      </w:r>
+      <w:proofErr w:type="spellEnd"/>
+      <w:r>
+        <w:t xml:space="preserve"> </w:t>
       </w:r>
       <w:r>
         <w:rPr>
@@ -629,7 +682,7 @@
       </w:pPr>
       <w:r>
         <w:pict w14:anchorId="1DB0C183">
-          <v:rect id="_x0000_i1031" style="width:0;height:1.5pt" o:hralign="center" o:hrstd="t" o:hr="t" fillcolor="#a0a0a0" stroked="f"/>
+          <v:rect id="_x0000_i1025" style="width:0;height:1.5pt" o:hralign="center" o:hrstd="t" o:hr="t" fillcolor="#a0a0a0" stroked="f"/>
         </w:pict>
       </w:r>
     </w:p>
@@ -670,8 +723,13 @@
         </w:rPr>
         <w:t xml:space="preserve">و </w:t>
       </w:r>
-      <w:r>
-        <w:t xml:space="preserve">pyb </w:t>
+      <w:proofErr w:type="spellStart"/>
+      <w:r>
+        <w:t>pyb</w:t>
+      </w:r>
+      <w:proofErr w:type="spellEnd"/>
+      <w:r>
+        <w:t xml:space="preserve"> </w:t>
       </w:r>
       <w:r>
         <w:rPr>
@@ -704,6 +762,68 @@
     <w:p>
       <w:pPr>
         <w:bidi/>
+        <w:rPr>
+          <w:sz w:val="28"/>
+          <w:szCs w:val="28"/>
+          <w:lang w:bidi="fa-IR"/>
+        </w:rPr>
+      </w:pPr>
+      <w:r>
+        <w:rPr>
+          <w:rFonts w:hint="cs"/>
+          <w:sz w:val="28"/>
+          <w:szCs w:val="28"/>
+          <w:rtl/>
+          <w:lang w:bidi="fa-IR"/>
+        </w:rPr>
+        <w:t xml:space="preserve">محمد رحیمی </w:t>
+      </w:r>
+      <w:r>
+        <w:rPr>
+          <w:sz w:val="28"/>
+          <w:szCs w:val="28"/>
+          <w:rtl/>
+          <w:lang w:bidi="fa-IR"/>
+        </w:rPr>
+        <w:br/>
+      </w:r>
+      <w:r>
+        <w:rPr>
+          <w:rFonts w:hint="cs"/>
+          <w:sz w:val="28"/>
+          <w:szCs w:val="28"/>
+          <w:rtl/>
+          <w:lang w:bidi="fa-IR"/>
+        </w:rPr>
+        <w:t>مبینا عسگرزاده</w:t>
+      </w:r>
+      <w:r>
+        <w:rPr>
+          <w:sz w:val="28"/>
+          <w:szCs w:val="28"/>
+          <w:rtl/>
+          <w:lang w:bidi="fa-IR"/>
+        </w:rPr>
+        <w:br/>
+      </w:r>
+      <w:r>
+        <w:rPr>
+          <w:rFonts w:hint="cs"/>
+          <w:sz w:val="28"/>
+          <w:szCs w:val="28"/>
+          <w:rtl/>
+          <w:lang w:bidi="fa-IR"/>
+        </w:rPr>
+        <w:t>یاسمین استکی</w:t>
+      </w:r>
+    </w:p>
+    <w:p>
+      <w:pPr>
+        <w:bidi/>
+        <w:rPr>
+          <w:rFonts w:hint="cs"/>
+          <w:lang w:bidi="fa-IR"/>
+        </w:rPr>
       </w:pPr>
     </w:p>
     <w:sectPr>
@@ -1744,6 +1864,7 @@
   <w:style w:type="character" w:default="1" w:styleId="DefaultParagraphFont">
     <w:name w:val="Default Paragraph Font"/>
     <w:uiPriority w:val="1"/>
+    <w:semiHidden/>
     <w:unhideWhenUsed/>
   </w:style>
   <w:style w:type="table" w:default="1" w:styleId="TableNormal">
